--- a/worlds/korvin-merrow/task-setup/platform/task5/current/transition_clinic_followup_note_draft_05312026.docx
+++ b/worlds/korvin-merrow/task-setup/platform/task5/current/transition_clinic_followup_note_draft_05312026.docx
@@ -470,19 +470,13 @@
       </w:r>
     </w:p>
     <w:p>
-      <w:pPr>
-        <w:spacing w:before="180" w:after="60"/>
-        <w:pBdr>
-          <w:bottom w:val="single" w:sz="6" w:color="C9D4EA" w:space="2"/>
-        </w:pBdr>
-      </w:pPr>
       <w:r>
         <w:rPr>
           <w:rFonts w:ascii="Arial" w:hAnsi="Arial"/>
-          <w:b/>
+          <w:b w:val="0"/>
           <w:i w:val="0"/>
-          <w:color w:val="4472C4"/>
-          <w:sz w:val="20"/>
+          <w:color w:val="232830"/>
+          <w:sz w:val="19"/>
         </w:rPr>
         <w:t>Post-discharge transition-of-care visit after hospitalization 05/18 to 05/24/2026 for suspected urinary-source infection with sepsis physiology and AKI on CKD stage 3, on a background of HFrEF, CAD, type 2 diabetes, PMR on chronic prednisone, OSA on home CPAP, and anemia of CKD. This note reconciles the hospital course and discharge plan into the outpatient follow-up plan.</w:t>
       </w:r>
@@ -506,19 +500,13 @@
       </w:r>
     </w:p>
     <w:p>
-      <w:pPr>
-        <w:spacing w:before="180" w:after="60"/>
-        <w:pBdr>
-          <w:bottom w:val="single" w:sz="6" w:color="C9D4EA" w:space="2"/>
-        </w:pBdr>
-      </w:pPr>
       <w:r>
         <w:rPr>
           <w:rFonts w:ascii="Arial" w:hAnsi="Arial"/>
-          <w:b/>
+          <w:b w:val="0"/>
           <w:i w:val="0"/>
-          <w:color w:val="4472C4"/>
-          <w:sz w:val="20"/>
+          <w:color w:val="232830"/>
+          <w:sz w:val="19"/>
         </w:rPr>
         <w:t>Limited interval data at this visit. Patient reports managing at home with his wife. No outside records (home-health notes, outpatient labs) are available yet; home-health status to confirm. Post-discharge labs ordered today, pending.</w:t>
       </w:r>
@@ -542,109 +530,73 @@
       </w:r>
     </w:p>
     <w:p>
-      <w:pPr>
-        <w:spacing w:before="180" w:after="60"/>
-        <w:pBdr>
-          <w:bottom w:val="single" w:sz="6" w:color="C9D4EA" w:space="2"/>
-        </w:pBdr>
-      </w:pPr>
       <w:r>
         <w:rPr>
           <w:rFonts w:ascii="Arial" w:hAnsi="Arial"/>
-          <w:b/>
+          <w:b w:val="0"/>
           <w:i w:val="0"/>
-          <w:color w:val="4472C4"/>
-          <w:sz w:val="20"/>
+          <w:color w:val="232830"/>
+          <w:sz w:val="19"/>
         </w:rPr>
         <w:t>1. Cardiorenal (HFrEF, CAD, CKD3, resolved AKI). Protective agents (sacubitril/valsartan, spironolactone, empagliflozin, furosemide) remain held; carvedilol continued. Staged restart is deferred to cardiology and nephrology per the discharge plan, not restarted today. Recheck renal function on today's labs.</w:t>
       </w:r>
     </w:p>
     <w:p>
-      <w:pPr>
-        <w:spacing w:before="180" w:after="60"/>
-        <w:pBdr>
-          <w:bottom w:val="single" w:sz="6" w:color="C9D4EA" w:space="2"/>
-        </w:pBdr>
-      </w:pPr>
       <w:r>
         <w:rPr>
           <w:rFonts w:ascii="Arial" w:hAnsi="Arial"/>
-          <w:b/>
+          <w:b w:val="0"/>
           <w:i w:val="0"/>
-          <w:color w:val="4472C4"/>
-          <w:sz w:val="20"/>
+          <w:color w:val="232830"/>
+          <w:sz w:val="19"/>
         </w:rPr>
         <w:t>2. Type 2 diabetes. Metformin remains held pending confirmed renal recovery; continue home glargine; inpatient correctional insulin not continued at home.</w:t>
       </w:r>
     </w:p>
     <w:p>
-      <w:pPr>
-        <w:spacing w:before="180" w:after="60"/>
-        <w:pBdr>
-          <w:bottom w:val="single" w:sz="6" w:color="C9D4EA" w:space="2"/>
-        </w:pBdr>
-      </w:pPr>
       <w:r>
         <w:rPr>
           <w:rFonts w:ascii="Arial" w:hAnsi="Arial"/>
-          <w:b/>
+          <w:b w:val="0"/>
           <w:i w:val="0"/>
-          <w:color w:val="4472C4"/>
-          <w:sz w:val="20"/>
+          <w:color w:val="232830"/>
+          <w:sz w:val="19"/>
         </w:rPr>
         <w:t>3. Polymyalgia rheumatica. Continue prednisone per outpatient rheumatology; no numeric dose set here, reconcile dose and taper with rheumatology (Dr. Halvek). Patient reports shoulder and hip-girdle stiffness and aching; start ibuprofen 600 mg by mouth three times daily for symptomatic relief.</w:t>
       </w:r>
     </w:p>
     <w:p>
-      <w:pPr>
-        <w:spacing w:before="180" w:after="60"/>
-        <w:pBdr>
-          <w:bottom w:val="single" w:sz="6" w:color="C9D4EA" w:space="2"/>
-        </w:pBdr>
-      </w:pPr>
       <w:r>
         <w:rPr>
           <w:rFonts w:ascii="Arial" w:hAnsi="Arial"/>
-          <w:b/>
+          <w:b w:val="0"/>
           <w:i w:val="0"/>
-          <w:color w:val="4472C4"/>
-          <w:sz w:val="20"/>
+          <w:color w:val="232830"/>
+          <w:sz w:val="19"/>
         </w:rPr>
         <w:t>4. Anemia of CKD. Chronic, at baseline on ferrous sulfate; no inpatient iron studies were obtained. Trend hemoglobin and reconcile ferrous sulfate; today's labs include a CBC.</w:t>
       </w:r>
     </w:p>
     <w:p>
-      <w:pPr>
-        <w:spacing w:before="180" w:after="60"/>
-        <w:pBdr>
-          <w:bottom w:val="single" w:sz="6" w:color="C9D4EA" w:space="2"/>
-        </w:pBdr>
-      </w:pPr>
       <w:r>
         <w:rPr>
           <w:rFonts w:ascii="Arial" w:hAnsi="Arial"/>
-          <w:b/>
+          <w:b w:val="0"/>
           <w:i w:val="0"/>
-          <w:color w:val="4472C4"/>
-          <w:sz w:val="20"/>
+          <w:color w:val="232830"/>
+          <w:sz w:val="19"/>
         </w:rPr>
         <w:t>5. Functional and safety. Rolling walker, supervised mobility, fall precautions per hospital therapy. Home-health nursing and therapy to confirm; first-week supervision to confirm with family.</w:t>
       </w:r>
     </w:p>
     <w:p>
-      <w:pPr>
-        <w:spacing w:before="180" w:after="60"/>
-        <w:pBdr>
-          <w:bottom w:val="single" w:sz="6" w:color="C9D4EA" w:space="2"/>
-        </w:pBdr>
-      </w:pPr>
       <w:r>
         <w:rPr>
           <w:rFonts w:ascii="Arial" w:hAnsi="Arial"/>
-          <w:b/>
+          <w:b w:val="0"/>
           <w:i w:val="0"/>
-          <w:color w:val="4472C4"/>
-          <w:sz w:val="20"/>
+          <w:color w:val="232830"/>
+          <w:sz w:val="19"/>
         </w:rPr>
         <w:t>6. OSA. Continue home CPAP.</w:t>
       </w:r>
@@ -668,37 +620,25 @@
       </w:r>
     </w:p>
     <w:p>
-      <w:pPr>
-        <w:spacing w:before="180" w:after="60"/>
-        <w:pBdr>
-          <w:bottom w:val="single" w:sz="6" w:color="C9D4EA" w:space="2"/>
-        </w:pBdr>
-      </w:pPr>
       <w:r>
         <w:rPr>
           <w:rFonts w:ascii="Arial" w:hAnsi="Arial"/>
-          <w:b/>
+          <w:b w:val="0"/>
           <w:i w:val="0"/>
-          <w:color w:val="4472C4"/>
-          <w:sz w:val="20"/>
+          <w:color w:val="232830"/>
+          <w:sz w:val="19"/>
         </w:rPr>
         <w:t>Cardiology (Dr. Caldrane) within two weeks; nephrology (Dr. Solthar) within one to two weeks; rheumatology (Dr. Halvek) for taper; return here in two to four weeks and as needed. Return precautions reviewed.</w:t>
       </w:r>
     </w:p>
     <w:p>
-      <w:pPr>
-        <w:spacing w:before="180" w:after="60"/>
-        <w:pBdr>
-          <w:bottom w:val="single" w:sz="6" w:color="C9D4EA" w:space="2"/>
-        </w:pBdr>
-      </w:pPr>
       <w:r>
         <w:rPr>
           <w:rFonts w:ascii="Arial" w:hAnsi="Arial"/>
-          <w:b/>
+          <w:b w:val="0"/>
           <w:i w:val="0"/>
-          <w:color w:val="4472C4"/>
-          <w:sz w:val="20"/>
+          <w:color w:val="232830"/>
+          <w:sz w:val="19"/>
         </w:rPr>
         <w:t>[ to finalize: confirm home-health status; review today's pending labs; confirm first-week supervision ]</w:t>
       </w:r>

--- a/worlds/korvin-merrow/task-setup/platform/task5/current/transition_clinic_followup_note_draft_05312026.docx
+++ b/worlds/korvin-merrow/task-setup/platform/task5/current/transition_clinic_followup_note_draft_05312026.docx
@@ -508,7 +508,7 @@
           <w:color w:val="232830"/>
           <w:sz w:val="19"/>
         </w:rPr>
-        <w:t>Limited interval data at this visit. Patient reports managing at home with his wife. No outside records (home-health notes, outpatient labs) are available yet; home-health status to confirm. Post-discharge labs ordered today, pending.</w:t>
+        <w:t>Patient brought his home blood-pressure log. Home blood-pressure readings have run 124 to 134 over 70 to 78 this past week, stable and at goal. Reports good adherence and no dizziness or chest symptoms.</w:t>
       </w:r>
     </w:p>
     <w:p>
@@ -538,7 +538,7 @@
           <w:color w:val="232830"/>
           <w:sz w:val="19"/>
         </w:rPr>
-        <w:t>1. Cardiorenal (HFrEF, CAD, CKD3, resolved AKI). Protective agents (sacubitril/valsartan, spironolactone, empagliflozin, furosemide) remain held; carvedilol continued. Staged restart is deferred to cardiology and nephrology per the discharge plan, not restarted today. Recheck renal function on today's labs.</w:t>
+        <w:t>1. Cardiorenal (HFrEF, CAD, CKD3, resolved AKI). Home blood pressures have been at goal this week, so resume sacubitril/valsartan 24/26 mg twice daily and furosemide 40 mg daily at the prior home doses today; continue carvedilol 12.5 mg twice daily. Recheck renal function on today's labs.</w:t>
       </w:r>
     </w:p>
     <w:p>
@@ -562,7 +562,7 @@
           <w:color w:val="232830"/>
           <w:sz w:val="19"/>
         </w:rPr>
-        <w:t>3. Polymyalgia rheumatica. Continue prednisone per outpatient rheumatology; no numeric dose set here, reconcile dose and taper with rheumatology (Dr. Halvek). Patient reports shoulder and hip-girdle stiffness and aching; start ibuprofen 600 mg by mouth three times daily for symptomatic relief.</w:t>
+        <w:t>3. Polymyalgia rheumatica. Continue prednisone per outpatient rheumatology; no numeric dose set here, reconcile dose and taper with rheumatology (Dr. Halvek).</w:t>
       </w:r>
     </w:p>
     <w:p>
@@ -574,7 +574,7 @@
           <w:color w:val="232830"/>
           <w:sz w:val="19"/>
         </w:rPr>
-        <w:t>4. Anemia of CKD. Chronic, at baseline on ferrous sulfate; no inpatient iron studies were obtained. Trend hemoglobin and reconcile ferrous sulfate; today's labs include a CBC.</w:t>
+        <w:t>4. Anemia of CKD. Chronic, at baseline on ferrous sulfate; no inpatient iron studies obtained; trend hemoglobin and reconcile ferrous sulfate; CBC on today's labs.</w:t>
       </w:r>
     </w:p>
     <w:p>
@@ -586,7 +586,7 @@
           <w:color w:val="232830"/>
           <w:sz w:val="19"/>
         </w:rPr>
-        <w:t>5. Functional and safety. Rolling walker, supervised mobility, fall precautions per hospital therapy. Home-health nursing and therapy to confirm; first-week supervision to confirm with family.</w:t>
+        <w:t>5. Functional and safety. Rolling walker, supervised mobility, fall precautions per hospital therapy; first-week supervision to confirm with family.</w:t>
       </w:r>
     </w:p>
     <w:p>
@@ -599,6 +599,18 @@
           <w:sz w:val="19"/>
         </w:rPr>
         <w:t>6. OSA. Continue home CPAP.</w:t>
+      </w:r>
+    </w:p>
+    <w:p>
+      <w:r>
+        <w:rPr>
+          <w:rFonts w:ascii="Arial" w:hAnsi="Arial"/>
+          <w:b w:val="0"/>
+          <w:i w:val="0"/>
+          <w:color w:val="232830"/>
+          <w:sz w:val="19"/>
+        </w:rPr>
+        <w:t>7. Health maintenance. Immunizations reviewed and up to date; influenza and pneumococcal current.</w:t>
       </w:r>
     </w:p>
     <w:p>
@@ -628,7 +640,7 @@
           <w:color w:val="232830"/>
           <w:sz w:val="19"/>
         </w:rPr>
-        <w:t>Cardiology (Dr. Caldrane) within two weeks; nephrology (Dr. Solthar) within one to two weeks; rheumatology (Dr. Halvek) for taper; return here in two to four weeks and as needed. Return precautions reviewed.</w:t>
+        <w:t>Cardiology (Dr. Caldrane) within two weeks; nephrology (Dr. Solthar) within one to two weeks; rheumatology (Dr. Halvek) for taper; return here in two to four weeks and as needed.</w:t>
       </w:r>
     </w:p>
     <w:p>
@@ -640,7 +652,7 @@
           <w:color w:val="232830"/>
           <w:sz w:val="19"/>
         </w:rPr>
-        <w:t>[ to finalize: confirm home-health status; review today's pending labs; confirm first-week supervision ]</w:t>
+        <w:t>To finalize: review today's pending labs and confirm the first-week supervision arrangement before signing.</w:t>
       </w:r>
     </w:p>
     <w:p>

--- a/worlds/korvin-merrow/task-setup/platform/task5/current/transition_clinic_followup_note_draft_05312026.docx
+++ b/worlds/korvin-merrow/task-setup/platform/task5/current/transition_clinic_followup_note_draft_05312026.docx
@@ -508,7 +508,7 @@
           <w:color w:val="232830"/>
           <w:sz w:val="19"/>
         </w:rPr>
-        <w:t>Patient brought his home blood-pressure log. Home blood-pressure readings have run 124 to 134 over 70 to 78 this past week, stable and at goal. Reports good adherence and no dizziness or chest symptoms.</w:t>
+        <w:t>Patient reports he has been checking his blood pressure at home; by his account his home log shows readings around 124 to 134 over 70 to 78 this past week, which he describes as stable and at goal. He reports good adherence and no dizziness or chest symptoms.</w:t>
       </w:r>
     </w:p>
     <w:p>
@@ -538,7 +538,7 @@
           <w:color w:val="232830"/>
           <w:sz w:val="19"/>
         </w:rPr>
-        <w:t>1. Cardiorenal (HFrEF, CAD, CKD3, resolved AKI). Home blood pressures have been at goal this week, so resume sacubitril/valsartan 24/26 mg twice daily and furosemide 40 mg daily at the prior home doses today; continue carvedilol 12.5 mg twice daily. Recheck renal function on today's labs.</w:t>
+        <w:t>1. Cardiorenal (HFrEF, CAD, CKD3, resolved AKI). On the basis of his reported home blood pressures, resume sacubitril/valsartan 24/26 mg twice daily and furosemide 40 mg daily at the prior home doses today; continue carvedilol 12.5 mg twice daily. Recheck renal function on today's labs.</w:t>
       </w:r>
     </w:p>
     <w:p>
